--- a/data/outputs/v2/Grade11/Biology/Quizzes/SS1.2_Ecology/Biology_G11_SS1.2_Ecology_L8_AnswerKey.docx
+++ b/data/outputs/v2/Grade11/Biology/Quizzes/SS1.2_Ecology/Biology_G11_SS1.2_Ecology_L8_AnswerKey.docx
@@ -1960,7 +1960,7 @@
         </w:rPr>
         <w:t xml:space="preserve">© 2026 SeaVuria and ARES. Aligned with KICD objectives. Developed by SeaVuria; technical implementation by ARES (with AI assistance from Claude). Licensed under </w:t>
       </w:r>
-      <w:hyperlink w:history="1" r:id="rId1fmbbvgjr7ysxgvoadc2c">
+      <w:hyperlink w:history="1" r:id="rIdoaabdp8fxggxfeyeya5a6">
         <w:r>
           <w:rPr>
             <w:rFonts w:ascii="Arial" w:cs="Arial" w:eastAsia="Arial" w:hAnsi="Arial"/>
@@ -1981,7 +1981,7 @@
         </w:rPr>
         <w:t xml:space="preserve"> (</w:t>
       </w:r>
-      <w:hyperlink w:history="1" r:id="rId-xxldz_2cuiqxhjdslbe1">
+      <w:hyperlink w:history="1" r:id="rIdn82plyl2omqyksmhhis9o">
         <w:r>
           <w:rPr>
             <w:rFonts w:ascii="Arial" w:cs="Arial" w:eastAsia="Arial" w:hAnsi="Arial"/>

--- a/data/outputs/v2/Grade11/Biology/Quizzes/SS1.2_Ecology/Biology_G11_SS1.2_Ecology_L8_AnswerKey.docx
+++ b/data/outputs/v2/Grade11/Biology/Quizzes/SS1.2_Ecology/Biology_G11_SS1.2_Ecology_L8_AnswerKey.docx
@@ -1960,7 +1960,7 @@
         </w:rPr>
         <w:t xml:space="preserve">© 2026 SeaVuria and ARES. Aligned with KICD objectives. Developed by SeaVuria; technical implementation by ARES (with AI assistance from Claude). Licensed under </w:t>
       </w:r>
-      <w:hyperlink w:history="1" r:id="rIdoaabdp8fxggxfeyeya5a6">
+      <w:hyperlink w:history="1" r:id="rIdkygoevckrngn-l5aoncl2">
         <w:r>
           <w:rPr>
             <w:rFonts w:ascii="Arial" w:cs="Arial" w:eastAsia="Arial" w:hAnsi="Arial"/>
@@ -1981,7 +1981,7 @@
         </w:rPr>
         <w:t xml:space="preserve"> (</w:t>
       </w:r>
-      <w:hyperlink w:history="1" r:id="rIdn82plyl2omqyksmhhis9o">
+      <w:hyperlink w:history="1" r:id="rIdclmvdjcccrpzcel2iwv7m">
         <w:r>
           <w:rPr>
             <w:rFonts w:ascii="Arial" w:cs="Arial" w:eastAsia="Arial" w:hAnsi="Arial"/>
